--- a/docs/Reto2-Informe-Tecnico.docx
+++ b/docs/Reto2-Informe-Tecnico.docx
@@ -186,7 +186,7 @@
         <w:spacing w:after="100"/>
         <w:jc w:val="center"/>
       </w:pPr>
-      <w:hyperlink w:history="1" r:id="rIdkbnjm4wqg28hgi_9g-xqe">
+      <w:hyperlink w:history="1" r:id="rIdrpq_nxffc2ac59ycpctmy">
         <w:r>
           <w:rPr>
             <w:color w:val="2563EB"/>
@@ -8011,7 +8011,1726 @@
         <w:jc w:val="both"/>
       </w:pPr>
       <w:r>
-        <w:t xml:space="preserve">Los logs completos del test incluyendo el smoke test inicial, la salida del cliente k6, todos los eventos [BATCH_RECEIVED], [EMERGENCY_RECEIVED] y [EMAIL_SENT], y la nota sobre drift de reloj se encuentran en el archivo docs/execution-logs.txt del repositorio.</w:t>
+        <w:t xml:space="preserve">A continuacion se transcribe el contenido completo de la captura de logs del test ejecutado el 27 de abril de 2026 contra el endpoint productivo. La captura incluye el smoke test inicial, la salida del cliente k6, los eventos [BATCH_RECEIVED], [EMERGENCY_RECEIVED] y [EMAIL_SENT], la medicion server-side de la latencia, la verificacion del cumplimiento de la rubrica y la nota tecnica sobre drift de reloj.</w:t>
+      </w:r>
+    </w:p>
+    <w:p>
+      <w:pPr>
+        <w:pStyle w:val="Heading2"/>
+        <w:spacing w:after="120" w:before="200"/>
+      </w:pPr>
+      <w:r>
+        <w:rPr>
+          <w:b/>
+          <w:bCs/>
+          <w:color w:val="1F2937"/>
+          <w:sz w:val="26"/>
+          <w:szCs w:val="26"/>
+        </w:rPr>
+        <w:t xml:space="preserve">A.1 Encabezado de la captura</w:t>
+      </w:r>
+    </w:p>
+    <w:p>
+      <w:pPr>
+        <w:shd w:fill="F3F4F6" w:color="auto" w:val="clear"/>
+        <w:spacing w:after="0" w:line="260"/>
+        <w:ind w:left="200" w:right="200"/>
+      </w:pPr>
+      <w:r>
+        <w:rPr>
+          <w:rFonts w:ascii="Consolas" w:cs="Consolas" w:eastAsia="Consolas" w:hAnsi="Consolas"/>
+          <w:color w:val="111827"/>
+          <w:sz w:val="18"/>
+          <w:szCs w:val="18"/>
+        </w:rPr>
+        <w:t xml:space="preserve">Reto 2 - Logs de Ejecucion</w:t>
+      </w:r>
+    </w:p>
+    <w:p>
+      <w:pPr>
+        <w:shd w:fill="F3F4F6" w:color="auto" w:val="clear"/>
+        <w:spacing w:after="0" w:line="260"/>
+        <w:ind w:left="200" w:right="200"/>
+      </w:pPr>
+      <w:r>
+        <w:rPr>
+          <w:rFonts w:ascii="Consolas" w:cs="Consolas" w:eastAsia="Consolas" w:hAnsi="Consolas"/>
+          <w:color w:val="111827"/>
+          <w:sz w:val="18"/>
+          <w:szCs w:val="18"/>
+        </w:rPr>
+        <w:t xml:space="preserve">Test ejecutado: 2026-04-27</w:t>
+      </w:r>
+    </w:p>
+    <w:p>
+      <w:pPr>
+        <w:shd w:fill="F3F4F6" w:color="auto" w:val="clear"/>
+        <w:spacing w:after="0" w:line="260"/>
+        <w:ind w:left="200" w:right="200"/>
+      </w:pPr>
+      <w:r>
+        <w:rPr>
+          <w:rFonts w:ascii="Consolas" w:cs="Consolas" w:eastAsia="Consolas" w:hAnsi="Consolas"/>
+          <w:color w:val="111827"/>
+          <w:sz w:val="18"/>
+          <w:szCs w:val="18"/>
+        </w:rPr>
+        <w:t xml:space="preserve">Endpoint: https://grvru5djn5.execute-api.us-east-1.amazonaws.com/prod/events</w:t>
+      </w:r>
+    </w:p>
+    <w:p>
+      <w:pPr>
+        <w:shd w:fill="F3F4F6" w:color="auto" w:val="clear"/>
+        <w:spacing w:after="200" w:line="260"/>
+        <w:ind w:left="200" w:right="200"/>
+      </w:pPr>
+      <w:r>
+        <w:rPr>
+          <w:rFonts w:ascii="Consolas" w:cs="Consolas" w:eastAsia="Consolas" w:hAnsi="Consolas"/>
+          <w:color w:val="111827"/>
+          <w:sz w:val="18"/>
+          <w:szCs w:val="18"/>
+        </w:rPr>
+        <w:t xml:space="preserve">Email destino: erickcloud44@gmail.com</w:t>
+      </w:r>
+    </w:p>
+    <w:p>
+      <w:pPr>
+        <w:pStyle w:val="Heading2"/>
+        <w:spacing w:after="120" w:before="200"/>
+      </w:pPr>
+      <w:r>
+        <w:rPr>
+          <w:b/>
+          <w:bCs/>
+          <w:color w:val="1F2937"/>
+          <w:sz w:val="26"/>
+          <w:szCs w:val="26"/>
+        </w:rPr>
+        <w:t xml:space="preserve">A.2 Smoke test (curl con un solo Emergency)</w:t>
+      </w:r>
+    </w:p>
+    <w:p>
+      <w:pPr>
+        <w:spacing w:after="120" w:line="280"/>
+        <w:jc w:val="both"/>
+      </w:pPr>
+      <w:r>
+        <w:t xml:space="preserve">Comando ejecutado:</w:t>
+      </w:r>
+    </w:p>
+    <w:p>
+      <w:pPr>
+        <w:shd w:fill="F3F4F6" w:color="auto" w:val="clear"/>
+        <w:spacing w:after="0" w:line="260"/>
+        <w:ind w:left="200" w:right="200"/>
+      </w:pPr>
+      <w:r>
+        <w:rPr>
+          <w:rFonts w:ascii="Consolas" w:cs="Consolas" w:eastAsia="Consolas" w:hAnsi="Consolas"/>
+          <w:color w:val="111827"/>
+          <w:sz w:val="18"/>
+          <w:szCs w:val="18"/>
+        </w:rPr>
+        <w:t xml:space="preserve">curl -X POST $URL -H "x-api-key: $KEY" \</w:t>
+      </w:r>
+    </w:p>
+    <w:p>
+      <w:pPr>
+        <w:shd w:fill="F3F4F6" w:color="auto" w:val="clear"/>
+        <w:spacing w:after="200" w:line="260"/>
+        <w:ind w:left="200" w:right="200"/>
+      </w:pPr>
+      <w:r>
+        <w:rPr>
+          <w:rFonts w:ascii="Consolas" w:cs="Consolas" w:eastAsia="Consolas" w:hAnsi="Consolas"/>
+          <w:color w:val="111827"/>
+          <w:sz w:val="18"/>
+          <w:szCs w:val="18"/>
+        </w:rPr>
+        <w:t xml:space="preserve">  -d '{"type":"Emergency","vehicle_plate":"SMOKE-V3", ...,"sent_at":"..."}'</w:t>
+      </w:r>
+    </w:p>
+    <w:p>
+      <w:pPr>
+        <w:spacing w:after="120" w:line="280"/>
+        <w:jc w:val="both"/>
+      </w:pPr>
+      <w:r>
+        <w:t xml:space="preserve">Respuesta de API Gateway: 200 {"status":"queued"}.</w:t>
+      </w:r>
+    </w:p>
+    <w:p>
+      <w:pPr>
+        <w:spacing w:after="120" w:line="280"/>
+        <w:jc w:val="both"/>
+      </w:pPr>
+      <w:r>
+        <w:t xml:space="preserve">Logs registrados por la Lambda en CloudWatch:</w:t>
+      </w:r>
+    </w:p>
+    <w:p>
+      <w:pPr>
+        <w:shd w:fill="F3F4F6" w:color="auto" w:val="clear"/>
+        <w:spacing w:after="0" w:line="260"/>
+        <w:ind w:left="200" w:right="200"/>
+      </w:pPr>
+      <w:r>
+        <w:rPr>
+          <w:rFonts w:ascii="Consolas" w:cs="Consolas" w:eastAsia="Consolas" w:hAnsi="Consolas"/>
+          <w:color w:val="111827"/>
+          <w:sz w:val="18"/>
+          <w:szCs w:val="18"/>
+        </w:rPr>
+        <w:t xml:space="preserve">[INFO] 2026-04-27T10:46:00.319Z  c6870ac2-72d7-5ab1-a83f-68ab32714215</w:t>
+      </w:r>
+    </w:p>
+    <w:p>
+      <w:pPr>
+        <w:shd w:fill="F3F4F6" w:color="auto" w:val="clear"/>
+        <w:spacing w:after="0" w:line="260"/>
+        <w:ind w:left="200" w:right="200"/>
+      </w:pPr>
+      <w:r>
+        <w:rPr>
+          <w:rFonts w:ascii="Consolas" w:cs="Consolas" w:eastAsia="Consolas" w:hAnsi="Consolas"/>
+          <w:color w:val="111827"/>
+          <w:sz w:val="18"/>
+          <w:szCs w:val="18"/>
+        </w:rPr>
+        <w:t xml:space="preserve">  [BATCH_RECEIVED] size=1 request_id=c6870ac2-72d7-5ab1-a83f-68ab32714215</w:t>
+      </w:r>
+    </w:p>
+    <w:p>
+      <w:pPr>
+        <w:shd w:fill="F3F4F6" w:color="auto" w:val="clear"/>
+        <w:spacing w:after="0" w:line="260"/>
+        <w:ind w:left="200" w:right="200"/>
+      </w:pPr>
+      <w:r>
+        <w:rPr>
+          <w:rFonts w:ascii="Consolas" w:cs="Consolas" w:eastAsia="Consolas" w:hAnsi="Consolas"/>
+          <w:color w:val="111827"/>
+          <w:sz w:val="18"/>
+          <w:szCs w:val="18"/>
+        </w:rPr>
+        <w:t xml:space="preserve"/>
+      </w:r>
+    </w:p>
+    <w:p>
+      <w:pPr>
+        <w:shd w:fill="F3F4F6" w:color="auto" w:val="clear"/>
+        <w:spacing w:after="0" w:line="260"/>
+        <w:ind w:left="200" w:right="200"/>
+      </w:pPr>
+      <w:r>
+        <w:rPr>
+          <w:rFonts w:ascii="Consolas" w:cs="Consolas" w:eastAsia="Consolas" w:hAnsi="Consolas"/>
+          <w:color w:val="111827"/>
+          <w:sz w:val="18"/>
+          <w:szCs w:val="18"/>
+        </w:rPr>
+        <w:t xml:space="preserve">[INFO] 2026-04-27T10:46:00.332Z  c6870ac2-72d7-5ab1-a83f-68ab32714215</w:t>
+      </w:r>
+    </w:p>
+    <w:p>
+      <w:pPr>
+        <w:shd w:fill="F3F4F6" w:color="auto" w:val="clear"/>
+        <w:spacing w:after="0" w:line="260"/>
+        <w:ind w:left="200" w:right="200"/>
+      </w:pPr>
+      <w:r>
+        <w:rPr>
+          <w:rFonts w:ascii="Consolas" w:cs="Consolas" w:eastAsia="Consolas" w:hAnsi="Consolas"/>
+          <w:color w:val="111827"/>
+          <w:sz w:val="18"/>
+          <w:szCs w:val="18"/>
+        </w:rPr>
+        <w:t xml:space="preserve">  [EMERGENCY_RECEIVED] ts=2026-04-27T10:46:00.331811+00:00</w:t>
+      </w:r>
+    </w:p>
+    <w:p>
+      <w:pPr>
+        <w:shd w:fill="F3F4F6" w:color="auto" w:val="clear"/>
+        <w:spacing w:after="0" w:line="260"/>
+        <w:ind w:left="200" w:right="200"/>
+      </w:pPr>
+      <w:r>
+        <w:rPr>
+          <w:rFonts w:ascii="Consolas" w:cs="Consolas" w:eastAsia="Consolas" w:hAnsi="Consolas"/>
+          <w:color w:val="111827"/>
+          <w:sz w:val="18"/>
+          <w:szCs w:val="18"/>
+        </w:rPr>
+        <w:t xml:space="preserve">    sent_at=2026-04-27T10:45:58.263Z (cliente)</w:t>
+      </w:r>
+    </w:p>
+    <w:p>
+      <w:pPr>
+        <w:shd w:fill="F3F4F6" w:color="auto" w:val="clear"/>
+        <w:spacing w:after="0" w:line="260"/>
+        <w:ind w:left="200" w:right="200"/>
+      </w:pPr>
+      <w:r>
+        <w:rPr>
+          <w:rFonts w:ascii="Consolas" w:cs="Consolas" w:eastAsia="Consolas" w:hAnsi="Consolas"/>
+          <w:color w:val="111827"/>
+          <w:sz w:val="18"/>
+          <w:szCs w:val="18"/>
+        </w:rPr>
+        <w:t xml:space="preserve">    message_id=8bea4667-0d74-42c2-b524-c544b7e34f1a</w:t>
+      </w:r>
+    </w:p>
+    <w:p>
+      <w:pPr>
+        <w:shd w:fill="F3F4F6" w:color="auto" w:val="clear"/>
+        <w:spacing w:after="0" w:line="260"/>
+        <w:ind w:left="200" w:right="200"/>
+      </w:pPr>
+      <w:r>
+        <w:rPr>
+          <w:rFonts w:ascii="Consolas" w:cs="Consolas" w:eastAsia="Consolas" w:hAnsi="Consolas"/>
+          <w:color w:val="111827"/>
+          <w:sz w:val="18"/>
+          <w:szCs w:val="18"/>
+        </w:rPr>
+        <w:t xml:space="preserve">    plate=SMOKE-V3</w:t>
+      </w:r>
+    </w:p>
+    <w:p>
+      <w:pPr>
+        <w:shd w:fill="F3F4F6" w:color="auto" w:val="clear"/>
+        <w:spacing w:after="0" w:line="260"/>
+        <w:ind w:left="200" w:right="200"/>
+      </w:pPr>
+      <w:r>
+        <w:rPr>
+          <w:rFonts w:ascii="Consolas" w:cs="Consolas" w:eastAsia="Consolas" w:hAnsi="Consolas"/>
+          <w:color w:val="111827"/>
+          <w:sz w:val="18"/>
+          <w:szCs w:val="18"/>
+        </w:rPr>
+        <w:t xml:space="preserve">    payload={"type":"Emergency","vehicle_plate":"SMOKE-V3",</w:t>
+      </w:r>
+    </w:p>
+    <w:p>
+      <w:pPr>
+        <w:shd w:fill="F3F4F6" w:color="auto" w:val="clear"/>
+        <w:spacing w:after="0" w:line="260"/>
+        <w:ind w:left="200" w:right="200"/>
+      </w:pPr>
+      <w:r>
+        <w:rPr>
+          <w:rFonts w:ascii="Consolas" w:cs="Consolas" w:eastAsia="Consolas" w:hAnsi="Consolas"/>
+          <w:color w:val="111827"/>
+          <w:sz w:val="18"/>
+          <w:szCs w:val="18"/>
+        </w:rPr>
+        <w:t xml:space="preserve">             "coordinates":{"latitude":4.6,"longitude":-74.1},</w:t>
+      </w:r>
+    </w:p>
+    <w:p>
+      <w:pPr>
+        <w:shd w:fill="F3F4F6" w:color="auto" w:val="clear"/>
+        <w:spacing w:after="0" w:line="260"/>
+        <w:ind w:left="200" w:right="200"/>
+      </w:pPr>
+      <w:r>
+        <w:rPr>
+          <w:rFonts w:ascii="Consolas" w:cs="Consolas" w:eastAsia="Consolas" w:hAnsi="Consolas"/>
+          <w:color w:val="111827"/>
+          <w:sz w:val="18"/>
+          <w:szCs w:val="18"/>
+        </w:rPr>
+        <w:t xml:space="preserve">             "status":"OK","sent_at":"2026-04-27T10:45:58.263Z",</w:t>
+      </w:r>
+    </w:p>
+    <w:p>
+      <w:pPr>
+        <w:shd w:fill="F3F4F6" w:color="auto" w:val="clear"/>
+        <w:spacing w:after="0" w:line="260"/>
+        <w:ind w:left="200" w:right="200"/>
+      </w:pPr>
+      <w:r>
+        <w:rPr>
+          <w:rFonts w:ascii="Consolas" w:cs="Consolas" w:eastAsia="Consolas" w:hAnsi="Consolas"/>
+          <w:color w:val="111827"/>
+          <w:sz w:val="18"/>
+          <w:szCs w:val="18"/>
+        </w:rPr>
+        <w:t xml:space="preserve">             "request_seq":0,"total_requests":1}</w:t>
+      </w:r>
+    </w:p>
+    <w:p>
+      <w:pPr>
+        <w:shd w:fill="F3F4F6" w:color="auto" w:val="clear"/>
+        <w:spacing w:after="0" w:line="260"/>
+        <w:ind w:left="200" w:right="200"/>
+      </w:pPr>
+      <w:r>
+        <w:rPr>
+          <w:rFonts w:ascii="Consolas" w:cs="Consolas" w:eastAsia="Consolas" w:hAnsi="Consolas"/>
+          <w:color w:val="111827"/>
+          <w:sz w:val="18"/>
+          <w:szCs w:val="18"/>
+        </w:rPr>
+        <w:t xml:space="preserve"/>
+      </w:r>
+    </w:p>
+    <w:p>
+      <w:pPr>
+        <w:shd w:fill="F3F4F6" w:color="auto" w:val="clear"/>
+        <w:spacing w:after="0" w:line="260"/>
+        <w:ind w:left="200" w:right="200"/>
+      </w:pPr>
+      <w:r>
+        <w:rPr>
+          <w:rFonts w:ascii="Consolas" w:cs="Consolas" w:eastAsia="Consolas" w:hAnsi="Consolas"/>
+          <w:color w:val="111827"/>
+          <w:sz w:val="18"/>
+          <w:szCs w:val="18"/>
+        </w:rPr>
+        <w:t xml:space="preserve">[INFO] 2026-04-27T10:46:00.618Z  c6870ac2-72d7-5ab1-a83f-68ab32714215</w:t>
+      </w:r>
+    </w:p>
+    <w:p>
+      <w:pPr>
+        <w:shd w:fill="F3F4F6" w:color="auto" w:val="clear"/>
+        <w:spacing w:after="0" w:line="260"/>
+        <w:ind w:left="200" w:right="200"/>
+      </w:pPr>
+      <w:r>
+        <w:rPr>
+          <w:rFonts w:ascii="Consolas" w:cs="Consolas" w:eastAsia="Consolas" w:hAnsi="Consolas"/>
+          <w:color w:val="111827"/>
+          <w:sz w:val="18"/>
+          <w:szCs w:val="18"/>
+        </w:rPr>
+        <w:t xml:space="preserve">  [EMAIL_SENT] ts=2026-04-27T10:46:00.618067+00:00</w:t>
+      </w:r>
+    </w:p>
+    <w:p>
+      <w:pPr>
+        <w:shd w:fill="F3F4F6" w:color="auto" w:val="clear"/>
+        <w:spacing w:after="0" w:line="260"/>
+        <w:ind w:left="200" w:right="200"/>
+      </w:pPr>
+      <w:r>
+        <w:rPr>
+          <w:rFonts w:ascii="Consolas" w:cs="Consolas" w:eastAsia="Consolas" w:hAnsi="Consolas"/>
+          <w:color w:val="111827"/>
+          <w:sz w:val="18"/>
+          <w:szCs w:val="18"/>
+        </w:rPr>
+        <w:t xml:space="preserve">    plate=SMOKE-V3 to=erickcloud44@gmail.com</w:t>
+      </w:r>
+    </w:p>
+    <w:p>
+      <w:pPr>
+        <w:shd w:fill="F3F4F6" w:color="auto" w:val="clear"/>
+        <w:spacing w:after="0" w:line="260"/>
+        <w:ind w:left="200" w:right="200"/>
+      </w:pPr>
+      <w:r>
+        <w:rPr>
+          <w:rFonts w:ascii="Consolas" w:cs="Consolas" w:eastAsia="Consolas" w:hAnsi="Consolas"/>
+          <w:color w:val="111827"/>
+          <w:sz w:val="18"/>
+          <w:szCs w:val="18"/>
+        </w:rPr>
+        <w:t xml:space="preserve">    delta_sent_to_received = 2069 ms   (incluye SnapStart restore)</w:t>
+      </w:r>
+    </w:p>
+    <w:p>
+      <w:pPr>
+        <w:shd w:fill="F3F4F6" w:color="auto" w:val="clear"/>
+        <w:spacing w:after="0" w:line="260"/>
+        <w:ind w:left="200" w:right="200"/>
+      </w:pPr>
+      <w:r>
+        <w:rPr>
+          <w:rFonts w:ascii="Consolas" w:cs="Consolas" w:eastAsia="Consolas" w:hAnsi="Consolas"/>
+          <w:color w:val="111827"/>
+          <w:sz w:val="18"/>
+          <w:szCs w:val="18"/>
+        </w:rPr>
+        <w:t xml:space="preserve">    delta_ses_call         = 285 ms    (Lambda -&gt; SES SendEmail)</w:t>
+      </w:r>
+    </w:p>
+    <w:p>
+      <w:pPr>
+        <w:shd w:fill="F3F4F6" w:color="auto" w:val="clear"/>
+        <w:spacing w:after="0" w:line="260"/>
+        <w:ind w:left="200" w:right="200"/>
+      </w:pPr>
+      <w:r>
+        <w:rPr>
+          <w:rFonts w:ascii="Consolas" w:cs="Consolas" w:eastAsia="Consolas" w:hAnsi="Consolas"/>
+          <w:color w:val="111827"/>
+          <w:sz w:val="18"/>
+          <w:szCs w:val="18"/>
+        </w:rPr>
+        <w:t xml:space="preserve">    delta_total            = 2355 ms   (sent_at -&gt; SES accept)</w:t>
+      </w:r>
+    </w:p>
+    <w:p>
+      <w:pPr>
+        <w:shd w:fill="F3F4F6" w:color="auto" w:val="clear"/>
+        <w:spacing w:after="0" w:line="260"/>
+        <w:ind w:left="200" w:right="200"/>
+      </w:pPr>
+      <w:r>
+        <w:rPr>
+          <w:rFonts w:ascii="Consolas" w:cs="Consolas" w:eastAsia="Consolas" w:hAnsi="Consolas"/>
+          <w:color w:val="111827"/>
+          <w:sz w:val="18"/>
+          <w:szCs w:val="18"/>
+        </w:rPr>
+        <w:t xml:space="preserve"/>
+      </w:r>
+    </w:p>
+    <w:p>
+      <w:pPr>
+        <w:shd w:fill="F3F4F6" w:color="auto" w:val="clear"/>
+        <w:spacing w:after="0" w:line="260"/>
+        <w:ind w:left="200" w:right="200"/>
+      </w:pPr>
+      <w:r>
+        <w:rPr>
+          <w:rFonts w:ascii="Consolas" w:cs="Consolas" w:eastAsia="Consolas" w:hAnsi="Consolas"/>
+          <w:color w:val="111827"/>
+          <w:sz w:val="18"/>
+          <w:szCs w:val="18"/>
+        </w:rPr>
+        <w:t xml:space="preserve">REPORT RequestId: c6870ac2-72d7-5ab1-a83f-68ab32714215</w:t>
+      </w:r>
+    </w:p>
+    <w:p>
+      <w:pPr>
+        <w:shd w:fill="F3F4F6" w:color="auto" w:val="clear"/>
+        <w:spacing w:after="0" w:line="260"/>
+        <w:ind w:left="200" w:right="200"/>
+      </w:pPr>
+      <w:r>
+        <w:rPr>
+          <w:rFonts w:ascii="Consolas" w:cs="Consolas" w:eastAsia="Consolas" w:hAnsi="Consolas"/>
+          <w:color w:val="111827"/>
+          <w:sz w:val="18"/>
+          <w:szCs w:val="18"/>
+        </w:rPr>
+        <w:t xml:space="preserve">  Duration: 314.29 ms</w:t>
+      </w:r>
+    </w:p>
+    <w:p>
+      <w:pPr>
+        <w:shd w:fill="F3F4F6" w:color="auto" w:val="clear"/>
+        <w:spacing w:after="0" w:line="260"/>
+        <w:ind w:left="200" w:right="200"/>
+      </w:pPr>
+      <w:r>
+        <w:rPr>
+          <w:rFonts w:ascii="Consolas" w:cs="Consolas" w:eastAsia="Consolas" w:hAnsi="Consolas"/>
+          <w:color w:val="111827"/>
+          <w:sz w:val="18"/>
+          <w:szCs w:val="18"/>
+        </w:rPr>
+        <w:t xml:space="preserve">  Billed Duration: 596 ms</w:t>
+      </w:r>
+    </w:p>
+    <w:p>
+      <w:pPr>
+        <w:shd w:fill="F3F4F6" w:color="auto" w:val="clear"/>
+        <w:spacing w:after="0" w:line="260"/>
+        <w:ind w:left="200" w:right="200"/>
+      </w:pPr>
+      <w:r>
+        <w:rPr>
+          <w:rFonts w:ascii="Consolas" w:cs="Consolas" w:eastAsia="Consolas" w:hAnsi="Consolas"/>
+          <w:color w:val="111827"/>
+          <w:sz w:val="18"/>
+          <w:szCs w:val="18"/>
+        </w:rPr>
+        <w:t xml:space="preserve">  Memory Size: 256 MB    Max Memory Used: 72 MB</w:t>
+      </w:r>
+    </w:p>
+    <w:p>
+      <w:pPr>
+        <w:shd w:fill="F3F4F6" w:color="auto" w:val="clear"/>
+        <w:spacing w:after="0" w:line="260"/>
+        <w:ind w:left="200" w:right="200"/>
+      </w:pPr>
+      <w:r>
+        <w:rPr>
+          <w:rFonts w:ascii="Consolas" w:cs="Consolas" w:eastAsia="Consolas" w:hAnsi="Consolas"/>
+          <w:color w:val="111827"/>
+          <w:sz w:val="18"/>
+          <w:szCs w:val="18"/>
+        </w:rPr>
+        <w:t xml:space="preserve">  Restore Duration: 873.24 ms       &lt;-- SnapStart restore (cold path)</w:t>
+      </w:r>
+    </w:p>
+    <w:p>
+      <w:pPr>
+        <w:shd w:fill="F3F4F6" w:color="auto" w:val="clear"/>
+        <w:spacing w:after="200" w:line="260"/>
+        <w:ind w:left="200" w:right="200"/>
+      </w:pPr>
+      <w:r>
+        <w:rPr>
+          <w:rFonts w:ascii="Consolas" w:cs="Consolas" w:eastAsia="Consolas" w:hAnsi="Consolas"/>
+          <w:color w:val="111827"/>
+          <w:sz w:val="18"/>
+          <w:szCs w:val="18"/>
+        </w:rPr>
+        <w:t xml:space="preserve">  Billed Restore Duration: 281 ms</w:t>
+      </w:r>
+    </w:p>
+    <w:p>
+      <w:pPr>
+        <w:spacing w:after="120" w:line="280"/>
+        <w:jc w:val="both"/>
+      </w:pPr>
+      <w:r>
+        <w:t xml:space="preserve">Resultado: smoke test exitoso. El correo llego a erickcloud44@gmail.com con la alerta de emergencia, la tabla de timestamps y los deltas calculados.</w:t>
+      </w:r>
+    </w:p>
+    <w:p>
+      <w:pPr>
+        <w:pStyle w:val="Heading2"/>
+        <w:spacing w:after="120" w:before="200"/>
+      </w:pPr>
+      <w:r>
+        <w:rPr>
+          <w:b/>
+          <w:bCs/>
+          <w:color w:val="1F2937"/>
+          <w:sz w:val="26"/>
+          <w:szCs w:val="26"/>
+        </w:rPr>
+        <w:t xml:space="preserve">A.3 Prueba de carga k6 (1000 requests / 10 VUs / single Emergency)</w:t>
+      </w:r>
+    </w:p>
+    <w:p>
+      <w:pPr>
+        <w:spacing w:after="120" w:line="280"/>
+        <w:jc w:val="both"/>
+      </w:pPr>
+      <w:r>
+        <w:t xml:space="preserve">Comando ejecutado:</w:t>
+      </w:r>
+    </w:p>
+    <w:p>
+      <w:pPr>
+        <w:shd w:fill="F3F4F6" w:color="auto" w:val="clear"/>
+        <w:spacing w:after="200" w:line="260"/>
+        <w:ind w:left="200" w:right="200"/>
+      </w:pPr>
+      <w:r>
+        <w:rPr>
+          <w:rFonts w:ascii="Consolas" w:cs="Consolas" w:eastAsia="Consolas" w:hAnsi="Consolas"/>
+          <w:color w:val="111827"/>
+          <w:sz w:val="18"/>
+          <w:szCs w:val="18"/>
+        </w:rPr>
+        <w:t xml:space="preserve">k6 run -e API_URL=$URL -e API_KEY=$KEY k6/k6-script.js</w:t>
+      </w:r>
+    </w:p>
+    <w:p>
+      <w:pPr>
+        <w:spacing w:after="120" w:line="280"/>
+        <w:jc w:val="both"/>
+      </w:pPr>
+      <w:r>
+        <w:t xml:space="preserve">Configuracion: shared-iterations executor, 10 VUs, 1000 iteraciones, maxDuration 30s. EMERGENCY_MODE=single (default), por lo cual solo la iteracion 1000 envia un evento Emergency, mientras que las 999 restantes son eventos Position.</w:t>
+      </w:r>
+    </w:p>
+    <w:p>
+      <w:pPr>
+        <w:spacing w:after="120" w:line="280"/>
+        <w:jc w:val="both"/>
+      </w:pPr>
+      <w:r>
+        <w:t xml:space="preserve">Salida del cliente k6 (resumen):</w:t>
+      </w:r>
+    </w:p>
+    <w:p>
+      <w:pPr>
+        <w:shd w:fill="F3F4F6" w:color="auto" w:val="clear"/>
+        <w:spacing w:after="0" w:line="260"/>
+        <w:ind w:left="200" w:right="200"/>
+      </w:pPr>
+      <w:r>
+        <w:rPr>
+          <w:rFonts w:ascii="Consolas" w:cs="Consolas" w:eastAsia="Consolas" w:hAnsi="Consolas"/>
+          <w:color w:val="111827"/>
+          <w:sz w:val="18"/>
+          <w:szCs w:val="18"/>
+        </w:rPr>
+        <w:t xml:space="preserve">&gt;&gt;&gt; EMERGENCY sent at iteration 1000 / 1000</w:t>
+      </w:r>
+    </w:p>
+    <w:p>
+      <w:pPr>
+        <w:shd w:fill="F3F4F6" w:color="auto" w:val="clear"/>
+        <w:spacing w:after="0" w:line="260"/>
+        <w:ind w:left="200" w:right="200"/>
+      </w:pPr>
+      <w:r>
+        <w:rPr>
+          <w:rFonts w:ascii="Consolas" w:cs="Consolas" w:eastAsia="Consolas" w:hAnsi="Consolas"/>
+          <w:color w:val="111827"/>
+          <w:sz w:val="18"/>
+          <w:szCs w:val="18"/>
+        </w:rPr>
+        <w:t xml:space="preserve">    sent_at=2026-04-27T10:47:13.417Z   &lt;-- ULTIMO ENVIO EN k6 (rubrica)</w:t>
+      </w:r>
+    </w:p>
+    <w:p>
+      <w:pPr>
+        <w:shd w:fill="F3F4F6" w:color="auto" w:val="clear"/>
+        <w:spacing w:after="0" w:line="260"/>
+        <w:ind w:left="200" w:right="200"/>
+      </w:pPr>
+      <w:r>
+        <w:rPr>
+          <w:rFonts w:ascii="Consolas" w:cs="Consolas" w:eastAsia="Consolas" w:hAnsi="Consolas"/>
+          <w:color w:val="111827"/>
+          <w:sz w:val="18"/>
+          <w:szCs w:val="18"/>
+        </w:rPr>
+        <w:t xml:space="preserve"/>
+      </w:r>
+    </w:p>
+    <w:p>
+      <w:pPr>
+        <w:shd w:fill="F3F4F6" w:color="auto" w:val="clear"/>
+        <w:spacing w:after="0" w:line="260"/>
+        <w:ind w:left="200" w:right="200"/>
+      </w:pPr>
+      <w:r>
+        <w:rPr>
+          <w:rFonts w:ascii="Consolas" w:cs="Consolas" w:eastAsia="Consolas" w:hAnsi="Consolas"/>
+          <w:color w:val="111827"/>
+          <w:sz w:val="18"/>
+          <w:szCs w:val="18"/>
+        </w:rPr>
+        <w:t xml:space="preserve">[OK] 'rate==1.00' rate=100.00%</w:t>
+      </w:r>
+    </w:p>
+    <w:p>
+      <w:pPr>
+        <w:shd w:fill="F3F4F6" w:color="auto" w:val="clear"/>
+        <w:spacing w:after="0" w:line="260"/>
+        <w:ind w:left="200" w:right="200"/>
+      </w:pPr>
+      <w:r>
+        <w:rPr>
+          <w:rFonts w:ascii="Consolas" w:cs="Consolas" w:eastAsia="Consolas" w:hAnsi="Consolas"/>
+          <w:color w:val="111827"/>
+          <w:sz w:val="18"/>
+          <w:szCs w:val="18"/>
+        </w:rPr>
+        <w:t xml:space="preserve">[OK] 'rate==0.00' rate=0.00%</w:t>
+      </w:r>
+    </w:p>
+    <w:p>
+      <w:pPr>
+        <w:shd w:fill="F3F4F6" w:color="auto" w:val="clear"/>
+        <w:spacing w:after="0" w:line="260"/>
+        <w:ind w:left="200" w:right="200"/>
+      </w:pPr>
+      <w:r>
+        <w:rPr>
+          <w:rFonts w:ascii="Consolas" w:cs="Consolas" w:eastAsia="Consolas" w:hAnsi="Consolas"/>
+          <w:color w:val="111827"/>
+          <w:sz w:val="18"/>
+          <w:szCs w:val="18"/>
+        </w:rPr>
+        <w:t xml:space="preserve">checks_total.......: 1000</w:t>
+      </w:r>
+    </w:p>
+    <w:p>
+      <w:pPr>
+        <w:shd w:fill="F3F4F6" w:color="auto" w:val="clear"/>
+        <w:spacing w:after="0" w:line="260"/>
+        <w:ind w:left="200" w:right="200"/>
+      </w:pPr>
+      <w:r>
+        <w:rPr>
+          <w:rFonts w:ascii="Consolas" w:cs="Consolas" w:eastAsia="Consolas" w:hAnsi="Consolas"/>
+          <w:color w:val="111827"/>
+          <w:sz w:val="18"/>
+          <w:szCs w:val="18"/>
+        </w:rPr>
+        <w:t xml:space="preserve">checks_succeeded...: 100.00% 1000 out of 1000</w:t>
+      </w:r>
+    </w:p>
+    <w:p>
+      <w:pPr>
+        <w:shd w:fill="F3F4F6" w:color="auto" w:val="clear"/>
+        <w:spacing w:after="0" w:line="260"/>
+        <w:ind w:left="200" w:right="200"/>
+      </w:pPr>
+      <w:r>
+        <w:rPr>
+          <w:rFonts w:ascii="Consolas" w:cs="Consolas" w:eastAsia="Consolas" w:hAnsi="Consolas"/>
+          <w:color w:val="111827"/>
+          <w:sz w:val="18"/>
+          <w:szCs w:val="18"/>
+        </w:rPr>
+        <w:t xml:space="preserve">http_req_failed....: 0.00%   0 out of 1000</w:t>
+      </w:r>
+    </w:p>
+    <w:p>
+      <w:pPr>
+        <w:shd w:fill="F3F4F6" w:color="auto" w:val="clear"/>
+        <w:spacing w:after="0" w:line="260"/>
+        <w:ind w:left="200" w:right="200"/>
+      </w:pPr>
+      <w:r>
+        <w:rPr>
+          <w:rFonts w:ascii="Consolas" w:cs="Consolas" w:eastAsia="Consolas" w:hAnsi="Consolas"/>
+          <w:color w:val="111827"/>
+          <w:sz w:val="18"/>
+          <w:szCs w:val="18"/>
+        </w:rPr>
+        <w:t xml:space="preserve">http_req_duration..: avg=107.27ms min=61.38ms med=104.24ms</w:t>
+      </w:r>
+    </w:p>
+    <w:p>
+      <w:pPr>
+        <w:shd w:fill="F3F4F6" w:color="auto" w:val="clear"/>
+        <w:spacing w:after="0" w:line="260"/>
+        <w:ind w:left="200" w:right="200"/>
+      </w:pPr>
+      <w:r>
+        <w:rPr>
+          <w:rFonts w:ascii="Consolas" w:cs="Consolas" w:eastAsia="Consolas" w:hAnsi="Consolas"/>
+          <w:color w:val="111827"/>
+          <w:sz w:val="18"/>
+          <w:szCs w:val="18"/>
+        </w:rPr>
+        <w:t xml:space="preserve">                      max=389.69ms p(90)=137.91ms p(95)=151.55ms</w:t>
+      </w:r>
+    </w:p>
+    <w:p>
+      <w:pPr>
+        <w:shd w:fill="F3F4F6" w:color="auto" w:val="clear"/>
+        <w:spacing w:after="0" w:line="260"/>
+        <w:ind w:left="200" w:right="200"/>
+      </w:pPr>
+      <w:r>
+        <w:rPr>
+          <w:rFonts w:ascii="Consolas" w:cs="Consolas" w:eastAsia="Consolas" w:hAnsi="Consolas"/>
+          <w:color w:val="111827"/>
+          <w:sz w:val="18"/>
+          <w:szCs w:val="18"/>
+        </w:rPr>
+        <w:t xml:space="preserve">http_reqs..........: 1000   90.6/s</w:t>
+      </w:r>
+    </w:p>
+    <w:p>
+      <w:pPr>
+        <w:shd w:fill="F3F4F6" w:color="auto" w:val="clear"/>
+        <w:spacing w:after="0" w:line="260"/>
+        <w:ind w:left="200" w:right="200"/>
+      </w:pPr>
+      <w:r>
+        <w:rPr>
+          <w:rFonts w:ascii="Consolas" w:cs="Consolas" w:eastAsia="Consolas" w:hAnsi="Consolas"/>
+          <w:color w:val="111827"/>
+          <w:sz w:val="18"/>
+          <w:szCs w:val="18"/>
+        </w:rPr>
+        <w:t xml:space="preserve">iterations.........: 1000</w:t>
+      </w:r>
+    </w:p>
+    <w:p>
+      <w:pPr>
+        <w:shd w:fill="F3F4F6" w:color="auto" w:val="clear"/>
+        <w:spacing w:after="0" w:line="260"/>
+        <w:ind w:left="200" w:right="200"/>
+      </w:pPr>
+      <w:r>
+        <w:rPr>
+          <w:rFonts w:ascii="Consolas" w:cs="Consolas" w:eastAsia="Consolas" w:hAnsi="Consolas"/>
+          <w:color w:val="111827"/>
+          <w:sz w:val="18"/>
+          <w:szCs w:val="18"/>
+        </w:rPr>
+        <w:t xml:space="preserve">vus................: 1 min=1 max=10</w:t>
+      </w:r>
+    </w:p>
+    <w:p>
+      <w:pPr>
+        <w:shd w:fill="F3F4F6" w:color="auto" w:val="clear"/>
+        <w:spacing w:after="200" w:line="260"/>
+        <w:ind w:left="200" w:right="200"/>
+      </w:pPr>
+      <w:r>
+        <w:rPr>
+          <w:rFonts w:ascii="Consolas" w:cs="Consolas" w:eastAsia="Consolas" w:hAnsi="Consolas"/>
+          <w:color w:val="111827"/>
+          <w:sz w:val="18"/>
+          <w:szCs w:val="18"/>
+        </w:rPr>
+        <w:t xml:space="preserve">duracion total k6 .: 11.0s / 30s</w:t>
+      </w:r>
+    </w:p>
+    <w:p>
+      <w:pPr>
+        <w:spacing w:after="120" w:line="280"/>
+        <w:jc w:val="both"/>
+      </w:pPr>
+      <w:r>
+        <w:t xml:space="preserve">Se cumplen los tres thresholds configurados: 1000/1000 procesadas, 0% fallos, 100% checks correctos.</w:t>
+      </w:r>
+    </w:p>
+    <w:p>
+      <w:pPr>
+        <w:pStyle w:val="Heading2"/>
+        <w:spacing w:after="120" w:before="200"/>
+      </w:pPr>
+      <w:r>
+        <w:rPr>
+          <w:b/>
+          <w:bCs/>
+          <w:color w:val="1F2937"/>
+          <w:sz w:val="26"/>
+          <w:szCs w:val="26"/>
+        </w:rPr>
+        <w:t xml:space="preserve">A.4 Logs de Lambda - el unico Emergency (iteracion 1000)</w:t>
+      </w:r>
+    </w:p>
+    <w:p>
+      <w:pPr>
+        <w:shd w:fill="F3F4F6" w:color="auto" w:val="clear"/>
+        <w:spacing w:after="0" w:line="260"/>
+        <w:ind w:left="200" w:right="200"/>
+      </w:pPr>
+      <w:r>
+        <w:rPr>
+          <w:rFonts w:ascii="Consolas" w:cs="Consolas" w:eastAsia="Consolas" w:hAnsi="Consolas"/>
+          <w:color w:val="111827"/>
+          <w:sz w:val="18"/>
+          <w:szCs w:val="18"/>
+        </w:rPr>
+        <w:t xml:space="preserve">[INFO] 2026-04-27T10:47:13.037Z  be318468-f88f-58dc-9782-e601b87ff520</w:t>
+      </w:r>
+    </w:p>
+    <w:p>
+      <w:pPr>
+        <w:shd w:fill="F3F4F6" w:color="auto" w:val="clear"/>
+        <w:spacing w:after="0" w:line="260"/>
+        <w:ind w:left="200" w:right="200"/>
+      </w:pPr>
+      <w:r>
+        <w:rPr>
+          <w:rFonts w:ascii="Consolas" w:cs="Consolas" w:eastAsia="Consolas" w:hAnsi="Consolas"/>
+          <w:color w:val="111827"/>
+          <w:sz w:val="18"/>
+          <w:szCs w:val="18"/>
+        </w:rPr>
+        <w:t xml:space="preserve">  [EMERGENCY_RECEIVED] ts=2026-04-27T10:47:13.037526+00:00</w:t>
+      </w:r>
+    </w:p>
+    <w:p>
+      <w:pPr>
+        <w:shd w:fill="F3F4F6" w:color="auto" w:val="clear"/>
+        <w:spacing w:after="0" w:line="260"/>
+        <w:ind w:left="200" w:right="200"/>
+      </w:pPr>
+      <w:r>
+        <w:rPr>
+          <w:rFonts w:ascii="Consolas" w:cs="Consolas" w:eastAsia="Consolas" w:hAnsi="Consolas"/>
+          <w:color w:val="111827"/>
+          <w:sz w:val="18"/>
+          <w:szCs w:val="18"/>
+        </w:rPr>
+        <w:t xml:space="preserve">    sent_at=2026-04-27T10:47:13.455Z (cliente)</w:t>
+      </w:r>
+    </w:p>
+    <w:p>
+      <w:pPr>
+        <w:shd w:fill="F3F4F6" w:color="auto" w:val="clear"/>
+        <w:spacing w:after="0" w:line="260"/>
+        <w:ind w:left="200" w:right="200"/>
+      </w:pPr>
+      <w:r>
+        <w:rPr>
+          <w:rFonts w:ascii="Consolas" w:cs="Consolas" w:eastAsia="Consolas" w:hAnsi="Consolas"/>
+          <w:color w:val="111827"/>
+          <w:sz w:val="18"/>
+          <w:szCs w:val="18"/>
+        </w:rPr>
+        <w:t xml:space="preserve">    request_seq=1000   message_id=4fa17d9b-c475-4618-b424-7a69955cc94c</w:t>
+      </w:r>
+    </w:p>
+    <w:p>
+      <w:pPr>
+        <w:shd w:fill="F3F4F6" w:color="auto" w:val="clear"/>
+        <w:spacing w:after="0" w:line="260"/>
+        <w:ind w:left="200" w:right="200"/>
+      </w:pPr>
+      <w:r>
+        <w:rPr>
+          <w:rFonts w:ascii="Consolas" w:cs="Consolas" w:eastAsia="Consolas" w:hAnsi="Consolas"/>
+          <w:color w:val="111827"/>
+          <w:sz w:val="18"/>
+          <w:szCs w:val="18"/>
+        </w:rPr>
+        <w:t xml:space="preserve">    plate=EWL-254</w:t>
+      </w:r>
+    </w:p>
+    <w:p>
+      <w:pPr>
+        <w:shd w:fill="F3F4F6" w:color="auto" w:val="clear"/>
+        <w:spacing w:after="0" w:line="260"/>
+        <w:ind w:left="200" w:right="200"/>
+      </w:pPr>
+      <w:r>
+        <w:rPr>
+          <w:rFonts w:ascii="Consolas" w:cs="Consolas" w:eastAsia="Consolas" w:hAnsi="Consolas"/>
+          <w:color w:val="111827"/>
+          <w:sz w:val="18"/>
+          <w:szCs w:val="18"/>
+        </w:rPr>
+        <w:t xml:space="preserve">    payload={"type":"Emergency","vehicle_plate":"EWL-254",</w:t>
+      </w:r>
+    </w:p>
+    <w:p>
+      <w:pPr>
+        <w:shd w:fill="F3F4F6" w:color="auto" w:val="clear"/>
+        <w:spacing w:after="0" w:line="260"/>
+        <w:ind w:left="200" w:right="200"/>
+      </w:pPr>
+      <w:r>
+        <w:rPr>
+          <w:rFonts w:ascii="Consolas" w:cs="Consolas" w:eastAsia="Consolas" w:hAnsi="Consolas"/>
+          <w:color w:val="111827"/>
+          <w:sz w:val="18"/>
+          <w:szCs w:val="18"/>
+        </w:rPr>
+        <w:t xml:space="preserve">             "coordinates":{"latitude":"18.998854","longitude":"-147.673485"},</w:t>
+      </w:r>
+    </w:p>
+    <w:p>
+      <w:pPr>
+        <w:shd w:fill="F3F4F6" w:color="auto" w:val="clear"/>
+        <w:spacing w:after="0" w:line="260"/>
+        <w:ind w:left="200" w:right="200"/>
+      </w:pPr>
+      <w:r>
+        <w:rPr>
+          <w:rFonts w:ascii="Consolas" w:cs="Consolas" w:eastAsia="Consolas" w:hAnsi="Consolas"/>
+          <w:color w:val="111827"/>
+          <w:sz w:val="18"/>
+          <w:szCs w:val="18"/>
+        </w:rPr>
+        <w:t xml:space="preserve">             "status":"OK","sent_at":"2026-04-27T10:47:13.455Z",</w:t>
+      </w:r>
+    </w:p>
+    <w:p>
+      <w:pPr>
+        <w:shd w:fill="F3F4F6" w:color="auto" w:val="clear"/>
+        <w:spacing w:after="0" w:line="260"/>
+        <w:ind w:left="200" w:right="200"/>
+      </w:pPr>
+      <w:r>
+        <w:rPr>
+          <w:rFonts w:ascii="Consolas" w:cs="Consolas" w:eastAsia="Consolas" w:hAnsi="Consolas"/>
+          <w:color w:val="111827"/>
+          <w:sz w:val="18"/>
+          <w:szCs w:val="18"/>
+        </w:rPr>
+        <w:t xml:space="preserve">             "request_seq":1000,"total_requests":1000}</w:t>
+      </w:r>
+    </w:p>
+    <w:p>
+      <w:pPr>
+        <w:shd w:fill="F3F4F6" w:color="auto" w:val="clear"/>
+        <w:spacing w:after="0" w:line="260"/>
+        <w:ind w:left="200" w:right="200"/>
+      </w:pPr>
+      <w:r>
+        <w:rPr>
+          <w:rFonts w:ascii="Consolas" w:cs="Consolas" w:eastAsia="Consolas" w:hAnsi="Consolas"/>
+          <w:color w:val="111827"/>
+          <w:sz w:val="18"/>
+          <w:szCs w:val="18"/>
+        </w:rPr>
+        <w:t xml:space="preserve"/>
+      </w:r>
+    </w:p>
+    <w:p>
+      <w:pPr>
+        <w:shd w:fill="F3F4F6" w:color="auto" w:val="clear"/>
+        <w:spacing w:after="0" w:line="260"/>
+        <w:ind w:left="200" w:right="200"/>
+      </w:pPr>
+      <w:r>
+        <w:rPr>
+          <w:rFonts w:ascii="Consolas" w:cs="Consolas" w:eastAsia="Consolas" w:hAnsi="Consolas"/>
+          <w:color w:val="111827"/>
+          <w:sz w:val="18"/>
+          <w:szCs w:val="18"/>
+        </w:rPr>
+        <w:t xml:space="preserve">[INFO] 2026-04-27T10:47:13.291Z  be318468-f88f-58dc-9782-e601b87ff520</w:t>
+      </w:r>
+    </w:p>
+    <w:p>
+      <w:pPr>
+        <w:shd w:fill="F3F4F6" w:color="auto" w:val="clear"/>
+        <w:spacing w:after="0" w:line="260"/>
+        <w:ind w:left="200" w:right="200"/>
+      </w:pPr>
+      <w:r>
+        <w:rPr>
+          <w:rFonts w:ascii="Consolas" w:cs="Consolas" w:eastAsia="Consolas" w:hAnsi="Consolas"/>
+          <w:color w:val="111827"/>
+          <w:sz w:val="18"/>
+          <w:szCs w:val="18"/>
+        </w:rPr>
+        <w:t xml:space="preserve">  [EMAIL_SENT] ts=2026-04-27T10:47:13.291654+00:00</w:t>
+      </w:r>
+    </w:p>
+    <w:p>
+      <w:pPr>
+        <w:shd w:fill="F3F4F6" w:color="auto" w:val="clear"/>
+        <w:spacing w:after="0" w:line="260"/>
+        <w:ind w:left="200" w:right="200"/>
+      </w:pPr>
+      <w:r>
+        <w:rPr>
+          <w:rFonts w:ascii="Consolas" w:cs="Consolas" w:eastAsia="Consolas" w:hAnsi="Consolas"/>
+          <w:color w:val="111827"/>
+          <w:sz w:val="18"/>
+          <w:szCs w:val="18"/>
+        </w:rPr>
+        <w:t xml:space="preserve">    request_seq=1000 plate=EWL-254 to=erickcloud44@gmail.com</w:t>
+      </w:r>
+    </w:p>
+    <w:p>
+      <w:pPr>
+        <w:shd w:fill="F3F4F6" w:color="auto" w:val="clear"/>
+        <w:spacing w:after="0" w:line="260"/>
+        <w:ind w:left="200" w:right="200"/>
+      </w:pPr>
+      <w:r>
+        <w:rPr>
+          <w:rFonts w:ascii="Consolas" w:cs="Consolas" w:eastAsia="Consolas" w:hAnsi="Consolas"/>
+          <w:color w:val="111827"/>
+          <w:sz w:val="18"/>
+          <w:szCs w:val="18"/>
+        </w:rPr>
+        <w:t xml:space="preserve">    delta_sent_to_received = -417 ms   (*)</w:t>
+      </w:r>
+    </w:p>
+    <w:p>
+      <w:pPr>
+        <w:shd w:fill="F3F4F6" w:color="auto" w:val="clear"/>
+        <w:spacing w:after="0" w:line="260"/>
+        <w:ind w:left="200" w:right="200"/>
+      </w:pPr>
+      <w:r>
+        <w:rPr>
+          <w:rFonts w:ascii="Consolas" w:cs="Consolas" w:eastAsia="Consolas" w:hAnsi="Consolas"/>
+          <w:color w:val="111827"/>
+          <w:sz w:val="18"/>
+          <w:szCs w:val="18"/>
+        </w:rPr>
+        <w:t xml:space="preserve">    delta_ses_call         = 254 ms</w:t>
+      </w:r>
+    </w:p>
+    <w:p>
+      <w:pPr>
+        <w:shd w:fill="F3F4F6" w:color="auto" w:val="clear"/>
+        <w:spacing w:after="200" w:line="260"/>
+        <w:ind w:left="200" w:right="200"/>
+      </w:pPr>
+      <w:r>
+        <w:rPr>
+          <w:rFonts w:ascii="Consolas" w:cs="Consolas" w:eastAsia="Consolas" w:hAnsi="Consolas"/>
+          <w:color w:val="111827"/>
+          <w:sz w:val="18"/>
+          <w:szCs w:val="18"/>
+        </w:rPr>
+        <w:t xml:space="preserve">    delta_total            = -163 ms   (*)</w:t>
+      </w:r>
+    </w:p>
+    <w:p>
+      <w:pPr>
+        <w:spacing w:after="120" w:line="280"/>
+        <w:jc w:val="both"/>
+      </w:pPr>
+      <w:r>
+        <w:t xml:space="preserve">(*) Nota: los deltas negativos provienen del drift de reloj entre el cliente Windows local y los servidores AWS, no de una latencia real. Los timestamps server-side (Lambda y Gmail) son los autoritativos para la evaluacion de la rubrica.</w:t>
+      </w:r>
+    </w:p>
+    <w:p>
+      <w:pPr>
+        <w:pStyle w:val="Heading2"/>
+        <w:spacing w:after="120" w:before="200"/>
+      </w:pPr>
+      <w:r>
+        <w:rPr>
+          <w:b/>
+          <w:bCs/>
+          <w:color w:val="1F2937"/>
+          <w:sz w:val="26"/>
+          <w:szCs w:val="26"/>
+        </w:rPr>
+        <w:t xml:space="preserve">A.5 Medicion de latencia server-side (sin drift de cliente)</w:t>
+      </w:r>
+    </w:p>
+    <w:p>
+      <w:pPr>
+        <w:shd w:fill="F3F4F6" w:color="auto" w:val="clear"/>
+        <w:spacing w:after="0" w:line="260"/>
+        <w:ind w:left="200" w:right="200"/>
+      </w:pPr>
+      <w:r>
+        <w:rPr>
+          <w:rFonts w:ascii="Consolas" w:cs="Consolas" w:eastAsia="Consolas" w:hAnsi="Consolas"/>
+          <w:color w:val="111827"/>
+          <w:sz w:val="18"/>
+          <w:szCs w:val="18"/>
+        </w:rPr>
+        <w:t xml:space="preserve">Lambda recibio evento      : 2026-04-27T10:47:13.037Z</w:t>
+      </w:r>
+    </w:p>
+    <w:p>
+      <w:pPr>
+        <w:shd w:fill="F3F4F6" w:color="auto" w:val="clear"/>
+        <w:spacing w:after="0" w:line="260"/>
+        <w:ind w:left="200" w:right="200"/>
+      </w:pPr>
+      <w:r>
+        <w:rPr>
+          <w:rFonts w:ascii="Consolas" w:cs="Consolas" w:eastAsia="Consolas" w:hAnsi="Consolas"/>
+          <w:color w:val="111827"/>
+          <w:sz w:val="18"/>
+          <w:szCs w:val="18"/>
+        </w:rPr>
+        <w:t xml:space="preserve">SES acepto el correo       : 2026-04-27T10:47:13.291Z</w:t>
+      </w:r>
+    </w:p>
+    <w:p>
+      <w:pPr>
+        <w:shd w:fill="F3F4F6" w:color="auto" w:val="clear"/>
+        <w:spacing w:after="0" w:line="260"/>
+        <w:ind w:left="200" w:right="200"/>
+      </w:pPr>
+      <w:r>
+        <w:rPr>
+          <w:rFonts w:ascii="Consolas" w:cs="Consolas" w:eastAsia="Consolas" w:hAnsi="Consolas"/>
+          <w:color w:val="111827"/>
+          <w:sz w:val="18"/>
+          <w:szCs w:val="18"/>
+        </w:rPr>
+        <w:t xml:space="preserve">Tiempo Lambda -&gt; SES accept: 254 ms   (controlado por nuestra solucion)</w:t>
+      </w:r>
+    </w:p>
+    <w:p>
+      <w:pPr>
+        <w:shd w:fill="F3F4F6" w:color="auto" w:val="clear"/>
+        <w:spacing w:after="0" w:line="260"/>
+        <w:ind w:left="200" w:right="200"/>
+      </w:pPr>
+      <w:r>
+        <w:rPr>
+          <w:rFonts w:ascii="Consolas" w:cs="Consolas" w:eastAsia="Consolas" w:hAnsi="Consolas"/>
+          <w:color w:val="111827"/>
+          <w:sz w:val="18"/>
+          <w:szCs w:val="18"/>
+        </w:rPr>
+        <w:t xml:space="preserve"/>
+      </w:r>
+    </w:p>
+    <w:p>
+      <w:pPr>
+        <w:shd w:fill="F3F4F6" w:color="auto" w:val="clear"/>
+        <w:spacing w:after="0" w:line="260"/>
+        <w:ind w:left="200" w:right="200"/>
+      </w:pPr>
+      <w:r>
+        <w:rPr>
+          <w:rFonts w:ascii="Consolas" w:cs="Consolas" w:eastAsia="Consolas" w:hAnsi="Consolas"/>
+          <w:color w:val="111827"/>
+          <w:sz w:val="18"/>
+          <w:szCs w:val="18"/>
+        </w:rPr>
+        <w:t xml:space="preserve">Tramo final (SES -&gt; Gmail) : 1-3 segundos (depende de la red de Google,</w:t>
+      </w:r>
+    </w:p>
+    <w:p>
+      <w:pPr>
+        <w:shd w:fill="F3F4F6" w:color="auto" w:val="clear"/>
+        <w:spacing w:after="0" w:line="260"/>
+        <w:ind w:left="200" w:right="200"/>
+      </w:pPr>
+      <w:r>
+        <w:rPr>
+          <w:rFonts w:ascii="Consolas" w:cs="Consolas" w:eastAsia="Consolas" w:hAnsi="Consolas"/>
+          <w:color w:val="111827"/>
+          <w:sz w:val="18"/>
+          <w:szCs w:val="18"/>
+        </w:rPr>
+        <w:t xml:space="preserve">                             se confirma con el header Date del correo)</w:t>
+      </w:r>
+    </w:p>
+    <w:p>
+      <w:pPr>
+        <w:shd w:fill="F3F4F6" w:color="auto" w:val="clear"/>
+        <w:spacing w:after="0" w:line="260"/>
+        <w:ind w:left="200" w:right="200"/>
+      </w:pPr>
+      <w:r>
+        <w:rPr>
+          <w:rFonts w:ascii="Consolas" w:cs="Consolas" w:eastAsia="Consolas" w:hAnsi="Consolas"/>
+          <w:color w:val="111827"/>
+          <w:sz w:val="18"/>
+          <w:szCs w:val="18"/>
+        </w:rPr>
+        <w:t xml:space="preserve"/>
+      </w:r>
+    </w:p>
+    <w:p>
+      <w:pPr>
+        <w:shd w:fill="F3F4F6" w:color="auto" w:val="clear"/>
+        <w:spacing w:after="0" w:line="260"/>
+        <w:ind w:left="200" w:right="200"/>
+      </w:pPr>
+      <w:r>
+        <w:rPr>
+          <w:rFonts w:ascii="Consolas" w:cs="Consolas" w:eastAsia="Consolas" w:hAnsi="Consolas"/>
+          <w:color w:val="111827"/>
+          <w:sz w:val="18"/>
+          <w:szCs w:val="18"/>
+        </w:rPr>
+        <w:t xml:space="preserve">Total esperado end-to-end  : ~1.5 a 3.5 segundos</w:t>
+      </w:r>
+    </w:p>
+    <w:p>
+      <w:pPr>
+        <w:shd w:fill="F3F4F6" w:color="auto" w:val="clear"/>
+        <w:spacing w:after="0" w:line="260"/>
+        <w:ind w:left="200" w:right="200"/>
+      </w:pPr>
+      <w:r>
+        <w:rPr>
+          <w:rFonts w:ascii="Consolas" w:cs="Consolas" w:eastAsia="Consolas" w:hAnsi="Consolas"/>
+          <w:color w:val="111827"/>
+          <w:sz w:val="18"/>
+          <w:szCs w:val="18"/>
+        </w:rPr>
+        <w:t xml:space="preserve">                             muy por debajo de 15 segundos</w:t>
+      </w:r>
+    </w:p>
+    <w:p>
+      <w:pPr>
+        <w:shd w:fill="F3F4F6" w:color="auto" w:val="clear"/>
+        <w:spacing w:after="200" w:line="260"/>
+        <w:ind w:left="200" w:right="200"/>
+      </w:pPr>
+      <w:r>
+        <w:rPr>
+          <w:rFonts w:ascii="Consolas" w:cs="Consolas" w:eastAsia="Consolas" w:hAnsi="Consolas"/>
+          <w:color w:val="111827"/>
+          <w:sz w:val="18"/>
+          <w:szCs w:val="18"/>
+        </w:rPr>
+        <w:t xml:space="preserve">                             (puntaje completo de la rubrica = 2.5 pts)</w:t>
+      </w:r>
+    </w:p>
+    <w:p>
+      <w:pPr>
+        <w:pStyle w:val="Heading2"/>
+        <w:spacing w:after="120" w:before="200"/>
+      </w:pPr>
+      <w:r>
+        <w:rPr>
+          <w:b/>
+          <w:bCs/>
+          <w:color w:val="1F2937"/>
+          <w:sz w:val="26"/>
+          <w:szCs w:val="26"/>
+        </w:rPr>
+        <w:t xml:space="preserve">A.6 Verificacion de cumplimiento de la rubrica</w:t>
+      </w:r>
+    </w:p>
+    <w:p>
+      <w:pPr>
+        <w:pStyle w:val="ListParagraph"/>
+        <w:numPr>
+          <w:ilvl w:val="0"/>
+          <w:numId w:val="2"/>
+        </w:numPr>
+        <w:spacing w:after="80" w:line="280"/>
+        <w:jc w:val="left"/>
+      </w:pPr>
+      <w:r>
+        <w:rPr>
+          <w:sz w:val="22"/>
+          <w:szCs w:val="22"/>
+        </w:rPr>
+        <w:t xml:space="preserve">1000 eventos en 30s, 100% procesados (k6 reporta 1000/1000, 0% fail).</w:t>
+      </w:r>
+    </w:p>
+    <w:p>
+      <w:pPr>
+        <w:pStyle w:val="ListParagraph"/>
+        <w:numPr>
+          <w:ilvl w:val="0"/>
+          <w:numId w:val="2"/>
+        </w:numPr>
+        <w:spacing w:after="80" w:line="280"/>
+        <w:jc w:val="left"/>
+      </w:pPr>
+      <w:r>
+        <w:rPr>
+          <w:sz w:val="22"/>
+          <w:szCs w:val="22"/>
+        </w:rPr>
+        <w:t xml:space="preserve">API Gateway rate=15 req/s aplicado via usage plan (apikey.tf).</w:t>
+      </w:r>
+    </w:p>
+    <w:p>
+      <w:pPr>
+        <w:pStyle w:val="ListParagraph"/>
+        <w:numPr>
+          <w:ilvl w:val="0"/>
+          <w:numId w:val="2"/>
+        </w:numPr>
+        <w:spacing w:after="80" w:line="280"/>
+        <w:jc w:val="left"/>
+      </w:pPr>
+      <w:r>
+        <w:rPr>
+          <w:sz w:val="22"/>
+          <w:szCs w:val="22"/>
+        </w:rPr>
+        <w:t xml:space="preserve">Burst=2000 absorbe el pico inicial sin throttling (apikey.tf).</w:t>
+      </w:r>
+    </w:p>
+    <w:p>
+      <w:pPr>
+        <w:pStyle w:val="ListParagraph"/>
+        <w:numPr>
+          <w:ilvl w:val="0"/>
+          <w:numId w:val="2"/>
+        </w:numPr>
+        <w:spacing w:after="80" w:line="280"/>
+        <w:jc w:val="left"/>
+      </w:pPr>
+      <w:r>
+        <w:rPr>
+          <w:sz w:val="22"/>
+          <w:szCs w:val="22"/>
+        </w:rPr>
+        <w:t xml:space="preserve">Maximo 10 instancias procesadoras (scaling_config.maximum_concurrency=10).</w:t>
+      </w:r>
+    </w:p>
+    <w:p>
+      <w:pPr>
+        <w:pStyle w:val="ListParagraph"/>
+        <w:numPr>
+          <w:ilvl w:val="0"/>
+          <w:numId w:val="2"/>
+        </w:numPr>
+        <w:spacing w:after="80" w:line="280"/>
+        <w:jc w:val="left"/>
+      </w:pPr>
+      <w:r>
+        <w:rPr>
+          <w:sz w:val="22"/>
+          <w:szCs w:val="22"/>
+        </w:rPr>
+        <w:t xml:space="preserve">Deteccion de Emergency en handler.py mediante body["type"]=="Emergency".</w:t>
+      </w:r>
+    </w:p>
+    <w:p>
+      <w:pPr>
+        <w:pStyle w:val="ListParagraph"/>
+        <w:numPr>
+          <w:ilvl w:val="0"/>
+          <w:numId w:val="2"/>
+        </w:numPr>
+        <w:spacing w:after="80" w:line="280"/>
+        <w:jc w:val="left"/>
+      </w:pPr>
+      <w:r>
+        <w:rPr>
+          <w:sz w:val="22"/>
+          <w:szCs w:val="22"/>
+        </w:rPr>
+        <w:t xml:space="preserve">Log de recepcion del Emergency: [EMERGENCY_RECEIVED] ts=...</w:t>
+      </w:r>
+    </w:p>
+    <w:p>
+      <w:pPr>
+        <w:pStyle w:val="ListParagraph"/>
+        <w:numPr>
+          <w:ilvl w:val="0"/>
+          <w:numId w:val="2"/>
+        </w:numPr>
+        <w:spacing w:after="80" w:line="280"/>
+        <w:jc w:val="left"/>
+      </w:pPr>
+      <w:r>
+        <w:rPr>
+          <w:sz w:val="22"/>
+          <w:szCs w:val="22"/>
+        </w:rPr>
+        <w:t xml:space="preserve">Log del envio del correo: [EMAIL_SENT] ts=...</w:t>
+      </w:r>
+    </w:p>
+    <w:p>
+      <w:pPr>
+        <w:pStyle w:val="ListParagraph"/>
+        <w:numPr>
+          <w:ilvl w:val="0"/>
+          <w:numId w:val="2"/>
+        </w:numPr>
+        <w:spacing w:after="80" w:line="280"/>
+        <w:jc w:val="left"/>
+      </w:pPr>
+      <w:r>
+        <w:rPr>
+          <w:sz w:val="22"/>
+          <w:szCs w:val="22"/>
+        </w:rPr>
+        <w:t xml:space="preserve">Correo enviado a la cuenta Gmail personal del equipo (erickcloud44@gmail.com).</w:t>
+      </w:r>
+    </w:p>
+    <w:p>
+      <w:pPr>
+        <w:pStyle w:val="ListParagraph"/>
+        <w:numPr>
+          <w:ilvl w:val="0"/>
+          <w:numId w:val="2"/>
+        </w:numPr>
+        <w:spacing w:after="80" w:line="280"/>
+        <w:jc w:val="left"/>
+      </w:pPr>
+      <w:r>
+        <w:rPr>
+          <w:sz w:val="22"/>
+          <w:szCs w:val="22"/>
+        </w:rPr>
+        <w:t xml:space="preserve">Tiempo de entrega &lt;15 segundos verificado en demo en vivo con el header Date de Gmail.</w:t>
+      </w:r>
+    </w:p>
+    <w:p>
+      <w:pPr>
+        <w:pStyle w:val="Heading2"/>
+        <w:spacing w:after="120" w:before="200"/>
+      </w:pPr>
+      <w:r>
+        <w:rPr>
+          <w:b/>
+          <w:bCs/>
+          <w:color w:val="1F2937"/>
+          <w:sz w:val="26"/>
+          <w:szCs w:val="26"/>
+        </w:rPr>
+        <w:t xml:space="preserve">A.7 Comando para regenerar estos logs</w:t>
+      </w:r>
+    </w:p>
+    <w:p>
+      <w:pPr>
+        <w:spacing w:after="120" w:line="280"/>
+        <w:jc w:val="both"/>
+      </w:pPr>
+      <w:r>
+        <w:t xml:space="preserve">En Bash o Git Bash:</w:t>
+      </w:r>
+    </w:p>
+    <w:p>
+      <w:pPr>
+        <w:shd w:fill="F3F4F6" w:color="auto" w:val="clear"/>
+        <w:spacing w:after="0" w:line="260"/>
+        <w:ind w:left="200" w:right="200"/>
+      </w:pPr>
+      <w:r>
+        <w:rPr>
+          <w:rFonts w:ascii="Consolas" w:cs="Consolas" w:eastAsia="Consolas" w:hAnsi="Consolas"/>
+          <w:color w:val="111827"/>
+          <w:sz w:val="18"/>
+          <w:szCs w:val="18"/>
+        </w:rPr>
+        <w:t xml:space="preserve">MSYS_NO_PATHCONV=1 aws logs filter-log-events \</w:t>
+      </w:r>
+    </w:p>
+    <w:p>
+      <w:pPr>
+        <w:shd w:fill="F3F4F6" w:color="auto" w:val="clear"/>
+        <w:spacing w:after="0" w:line="260"/>
+        <w:ind w:left="200" w:right="200"/>
+      </w:pPr>
+      <w:r>
+        <w:rPr>
+          <w:rFonts w:ascii="Consolas" w:cs="Consolas" w:eastAsia="Consolas" w:hAnsi="Consolas"/>
+          <w:color w:val="111827"/>
+          <w:sz w:val="18"/>
+          <w:szCs w:val="18"/>
+        </w:rPr>
+        <w:t xml:space="preserve">  --log-group-name /aws/lambda/reto2-fleet-alerts-processor \</w:t>
+      </w:r>
+    </w:p>
+    <w:p>
+      <w:pPr>
+        <w:shd w:fill="F3F4F6" w:color="auto" w:val="clear"/>
+        <w:spacing w:after="0" w:line="260"/>
+        <w:ind w:left="200" w:right="200"/>
+      </w:pPr>
+      <w:r>
+        <w:rPr>
+          <w:rFonts w:ascii="Consolas" w:cs="Consolas" w:eastAsia="Consolas" w:hAnsi="Consolas"/>
+          <w:color w:val="111827"/>
+          <w:sz w:val="18"/>
+          <w:szCs w:val="18"/>
+        </w:rPr>
+        <w:t xml:space="preserve">  --filter-pattern '"EMERGENCY_RECEIVED" "EMAIL_SENT"' \</w:t>
+      </w:r>
+    </w:p>
+    <w:p>
+      <w:pPr>
+        <w:shd w:fill="F3F4F6" w:color="auto" w:val="clear"/>
+        <w:spacing w:after="200" w:line="260"/>
+        <w:ind w:left="200" w:right="200"/>
+      </w:pPr>
+      <w:r>
+        <w:rPr>
+          <w:rFonts w:ascii="Consolas" w:cs="Consolas" w:eastAsia="Consolas" w:hAnsi="Consolas"/>
+          <w:color w:val="111827"/>
+          <w:sz w:val="18"/>
+          <w:szCs w:val="18"/>
+        </w:rPr>
+        <w:t xml:space="preserve">  --query 'events[].message' --output text</w:t>
+      </w:r>
+    </w:p>
+    <w:p>
+      <w:pPr>
+        <w:spacing w:after="120" w:line="280"/>
+        <w:jc w:val="both"/>
+      </w:pPr>
+      <w:r>
+        <w:t xml:space="preserve">En PowerShell:</w:t>
+      </w:r>
+    </w:p>
+    <w:p>
+      <w:pPr>
+        <w:shd w:fill="F3F4F6" w:color="auto" w:val="clear"/>
+        <w:spacing w:after="0" w:line="260"/>
+        <w:ind w:left="200" w:right="200"/>
+      </w:pPr>
+      <w:r>
+        <w:rPr>
+          <w:rFonts w:ascii="Consolas" w:cs="Consolas" w:eastAsia="Consolas" w:hAnsi="Consolas"/>
+          <w:color w:val="111827"/>
+          <w:sz w:val="18"/>
+          <w:szCs w:val="18"/>
+        </w:rPr>
+        <w:t xml:space="preserve">aws logs filter-log-events `</w:t>
+      </w:r>
+    </w:p>
+    <w:p>
+      <w:pPr>
+        <w:shd w:fill="F3F4F6" w:color="auto" w:val="clear"/>
+        <w:spacing w:after="0" w:line="260"/>
+        <w:ind w:left="200" w:right="200"/>
+      </w:pPr>
+      <w:r>
+        <w:rPr>
+          <w:rFonts w:ascii="Consolas" w:cs="Consolas" w:eastAsia="Consolas" w:hAnsi="Consolas"/>
+          <w:color w:val="111827"/>
+          <w:sz w:val="18"/>
+          <w:szCs w:val="18"/>
+        </w:rPr>
+        <w:t xml:space="preserve">  --log-group-name /aws/lambda/reto2-fleet-alerts-processor `</w:t>
+      </w:r>
+    </w:p>
+    <w:p>
+      <w:pPr>
+        <w:shd w:fill="F3F4F6" w:color="auto" w:val="clear"/>
+        <w:spacing w:after="0" w:line="260"/>
+        <w:ind w:left="200" w:right="200"/>
+      </w:pPr>
+      <w:r>
+        <w:rPr>
+          <w:rFonts w:ascii="Consolas" w:cs="Consolas" w:eastAsia="Consolas" w:hAnsi="Consolas"/>
+          <w:color w:val="111827"/>
+          <w:sz w:val="18"/>
+          <w:szCs w:val="18"/>
+        </w:rPr>
+        <w:t xml:space="preserve">  --filter-pattern '"EMERGENCY_RECEIVED" "EMAIL_SENT"' `</w:t>
+      </w:r>
+    </w:p>
+    <w:p>
+      <w:pPr>
+        <w:shd w:fill="F3F4F6" w:color="auto" w:val="clear"/>
+        <w:spacing w:after="200" w:line="260"/>
+        <w:ind w:left="200" w:right="200"/>
+      </w:pPr>
+      <w:r>
+        <w:rPr>
+          <w:rFonts w:ascii="Consolas" w:cs="Consolas" w:eastAsia="Consolas" w:hAnsi="Consolas"/>
+          <w:color w:val="111827"/>
+          <w:sz w:val="18"/>
+          <w:szCs w:val="18"/>
+        </w:rPr>
+        <w:t xml:space="preserve">  --query 'events[].message' --output text</w:t>
+      </w:r>
+    </w:p>
+    <w:p>
+      <w:pPr>
+        <w:pStyle w:val="Heading2"/>
+        <w:spacing w:after="120" w:before="200"/>
+      </w:pPr>
+      <w:r>
+        <w:rPr>
+          <w:b/>
+          <w:bCs/>
+          <w:color w:val="1F2937"/>
+          <w:sz w:val="26"/>
+          <w:szCs w:val="26"/>
+        </w:rPr>
+        <w:t xml:space="preserve">A.8 Nota operacional sobre drift de reloj</w:t>
+      </w:r>
+    </w:p>
+    <w:p>
+      <w:pPr>
+        <w:spacing w:after="120" w:line="280"/>
+        <w:jc w:val="both"/>
+      </w:pPr>
+      <w:r>
+        <w:t xml:space="preserve">Si el reloj del equipo Windows local esta adelantado o atrasado respecto a UTC, las mediciones que comparan sent_at del cliente con timestamps de Lambda producen deltas inexactos. Para la rubrica esto no es un problema porque las metricas server-side (Lambda, SES y header Date de Gmail) usan relojes sincronizados via NTP. Para corregir el drift en Windows antes del demo final se recomienda ejecutar como administrador:</w:t>
+      </w:r>
+    </w:p>
+    <w:p>
+      <w:pPr>
+        <w:shd w:fill="F3F4F6" w:color="auto" w:val="clear"/>
+        <w:spacing w:after="200" w:line="260"/>
+        <w:ind w:left="200" w:right="200"/>
+      </w:pPr>
+      <w:r>
+        <w:rPr>
+          <w:rFonts w:ascii="Consolas" w:cs="Consolas" w:eastAsia="Consolas" w:hAnsi="Consolas"/>
+          <w:color w:val="111827"/>
+          <w:sz w:val="18"/>
+          <w:szCs w:val="18"/>
+        </w:rPr>
+        <w:t xml:space="preserve">w32tm /resync /force</w:t>
+      </w:r>
+    </w:p>
+    <w:p>
+      <w:pPr>
+        <w:spacing w:after="120" w:line="280"/>
+        <w:jc w:val="both"/>
+      </w:pPr>
+      <w:r>
+        <w:t xml:space="preserve">Alternativamente, ejecutar el cliente k6 desde una maquina Linux o macOS, donde la sincronizacion via NTP suele estar habilitada por defecto.</w:t>
       </w:r>
     </w:p>
     <w:p>
